--- a/ИУ5Ц-101Б_Васильев_В_М_ПМИ.docx
+++ b/ИУ5Ц-101Б_Васильев_В_М_ПМИ.docx
@@ -582,10 +582,6 @@
     <w:p>
       <w:pPr>
         <w:jc w:val="center"/>
-        <w:rPr>
-          <w:sz w:val="28"/>
-          <w:szCs w:val="28"/>
-        </w:rPr>
       </w:pPr>
       <w:r>
         <w:rPr>
@@ -597,17 +593,19 @@
     </w:p>
     <w:p>
       <w:pPr>
-        <w:jc w:val="center"/>
-        <w:rPr>
-          <w:sz w:val="28"/>
-          <w:szCs w:val="28"/>
+        <w:rPr>
+          <w:b/>
+          <w:bCs/>
+          <w:color w:val="000000" w:themeColor="text1"/>
+          <w:sz w:val="32"/>
+          <w:szCs w:val="32"/>
         </w:rPr>
       </w:pPr>
-    </w:p>
-    <w:p>
-      <w:pPr>
-        <w:jc w:val="center"/>
-      </w:pPr>
+      <w:bookmarkStart w:id="0" w:name="_heading=h.2jtu5rkb3isa" w:colFirst="0" w:colLast="0"/>
+      <w:bookmarkEnd w:id="0"/>
+      <w:r>
+        <w:br w:type="page"/>
+      </w:r>
     </w:p>
     <w:p>
       <w:pPr>
@@ -618,8 +616,6 @@
         </w:numPr>
         <w:ind w:hanging="360"/>
       </w:pPr>
-      <w:bookmarkStart w:id="0" w:name="_heading=h.2jtu5rkb3isa" w:colFirst="0" w:colLast="0"/>
-      <w:bookmarkEnd w:id="0"/>
       <w:r>
         <w:lastRenderedPageBreak/>
         <w:t>Объект испытаний</w:t>
@@ -1088,7 +1084,25 @@
           <w:sz w:val="28"/>
           <w:szCs w:val="28"/>
         </w:rPr>
-        <w:t>наличия установленного интерпретатора Python, зависимостей проекта и доступа к базе данных, содержащей загруженные документы, результаты проверок и сведения о найденных совпадениях.</w:t>
+        <w:t xml:space="preserve">наличия установленного интерпретатора Python, зависимостей проекта и доступа к базе данных </w:t>
+      </w:r>
+      <w:proofErr w:type="spellStart"/>
+      <w:r>
+        <w:rPr>
+          <w:color w:val="000000"/>
+          <w:sz w:val="28"/>
+          <w:szCs w:val="28"/>
+        </w:rPr>
+        <w:t>PostgreSQL</w:t>
+      </w:r>
+      <w:proofErr w:type="spellEnd"/>
+      <w:r>
+        <w:rPr>
+          <w:color w:val="000000"/>
+          <w:sz w:val="28"/>
+          <w:szCs w:val="28"/>
+        </w:rPr>
+        <w:t>, содержащей документы, индексы документов, результаты проверок и сведения о найденных совпадениях.</w:t>
       </w:r>
     </w:p>
     <w:p>
@@ -1119,7 +1133,7 @@
           <w:sz w:val="28"/>
           <w:szCs w:val="28"/>
         </w:rPr>
-        <w:t xml:space="preserve">Подготовка базы данных. Проверка наличия доступа к хранилищу документов и </w:t>
+        <w:t>Подготовка базы данных. Проверка наличия доступа к базе</w:t>
       </w:r>
       <w:r>
         <w:rPr>
@@ -1127,7 +1141,25 @@
           <w:sz w:val="28"/>
           <w:szCs w:val="28"/>
         </w:rPr>
-        <w:t>результатам проверок.</w:t>
+        <w:t xml:space="preserve"> данных </w:t>
+      </w:r>
+      <w:proofErr w:type="spellStart"/>
+      <w:r>
+        <w:rPr>
+          <w:color w:val="000000"/>
+          <w:sz w:val="28"/>
+          <w:szCs w:val="28"/>
+        </w:rPr>
+        <w:t>PostgreSQL</w:t>
+      </w:r>
+      <w:proofErr w:type="spellEnd"/>
+      <w:r>
+        <w:rPr>
+          <w:color w:val="000000"/>
+          <w:sz w:val="28"/>
+          <w:szCs w:val="28"/>
+        </w:rPr>
+        <w:t>, в которой хранятся документы, индексы документов, результаты проверок и сведения о найденных совпадениях.</w:t>
       </w:r>
     </w:p>
     <w:p>
@@ -1153,7 +1185,7 @@
           <w:sz w:val="28"/>
           <w:szCs w:val="28"/>
         </w:rPr>
-        <w:t xml:space="preserve">Запуск серверной части приложения через команду Python: </w:t>
+        <w:t xml:space="preserve">Запуск серверной части приложения через команду: </w:t>
       </w:r>
       <w:proofErr w:type="spellStart"/>
       <w:r>
@@ -1162,7 +1194,7 @@
           <w:sz w:val="28"/>
           <w:szCs w:val="28"/>
         </w:rPr>
-        <w:t>python</w:t>
+        <w:t>uvicorn</w:t>
       </w:r>
       <w:proofErr w:type="spellEnd"/>
       <w:r>
@@ -1171,7 +1203,53 @@
           <w:sz w:val="28"/>
           <w:szCs w:val="28"/>
         </w:rPr>
-        <w:t xml:space="preserve"> main.py.</w:t>
+        <w:t xml:space="preserve"> </w:t>
+      </w:r>
+      <w:proofErr w:type="spellStart"/>
+      <w:proofErr w:type="gramStart"/>
+      <w:r>
+        <w:rPr>
+          <w:color w:val="000000"/>
+          <w:sz w:val="28"/>
+          <w:szCs w:val="28"/>
+        </w:rPr>
+        <w:t>app.main</w:t>
+      </w:r>
+      <w:proofErr w:type="gramEnd"/>
+      <w:r>
+        <w:rPr>
+          <w:color w:val="000000"/>
+          <w:sz w:val="28"/>
+          <w:szCs w:val="28"/>
+        </w:rPr>
+        <w:t>:app</w:t>
+      </w:r>
+      <w:proofErr w:type="spellEnd"/>
+      <w:r>
+        <w:rPr>
+          <w:color w:val="000000"/>
+          <w:sz w:val="28"/>
+          <w:szCs w:val="28"/>
+        </w:rPr>
+        <w:t xml:space="preserve"> --</w:t>
+      </w:r>
+      <w:proofErr w:type="spellStart"/>
+      <w:r>
+        <w:rPr>
+          <w:color w:val="000000"/>
+          <w:sz w:val="28"/>
+          <w:szCs w:val="28"/>
+        </w:rPr>
+        <w:t>reload</w:t>
+      </w:r>
+      <w:proofErr w:type="spellEnd"/>
+      <w:r>
+        <w:rPr>
+          <w:color w:val="000000"/>
+          <w:sz w:val="28"/>
+          <w:szCs w:val="28"/>
+        </w:rPr>
+        <w:t>.</w:t>
       </w:r>
     </w:p>
     <w:p>
@@ -1202,7 +1280,15 @@
           <w:sz w:val="28"/>
           <w:szCs w:val="28"/>
         </w:rPr>
-        <w:t>Открытие веб-интерфейса приложения в браузере по локальному адресу.</w:t>
+        <w:t>Открытие веб-интерфейса приложения в браузере по л</w:t>
+      </w:r>
+      <w:r>
+        <w:rPr>
+          <w:color w:val="000000"/>
+          <w:sz w:val="28"/>
+          <w:szCs w:val="28"/>
+        </w:rPr>
+        <w:t>окальному адресу http://127.0.0.1:8000/.</w:t>
       </w:r>
     </w:p>
     <w:p>
@@ -1276,15 +1362,7 @@
           <w:sz w:val="28"/>
           <w:szCs w:val="28"/>
         </w:rPr>
-        <w:t>Пр</w:t>
-      </w:r>
-      <w:r>
-        <w:rPr>
-          <w:color w:val="000000"/>
-          <w:sz w:val="28"/>
-          <w:szCs w:val="28"/>
-        </w:rPr>
-        <w:t>оцессор – с тактовой частотой не менее 2.4 ГГц;</w:t>
+        <w:t>Процессор – с тактовой частотой не менее 2.4 ГГц;</w:t>
       </w:r>
     </w:p>
     <w:p>
@@ -1345,7 +1423,15 @@
           <w:sz w:val="28"/>
           <w:szCs w:val="28"/>
         </w:rPr>
-        <w:t>Видеоадаптер и монитор, способные обеспечить графический режим 1024*768 точек с 32-ти битной цветопередачей;</w:t>
+        <w:t xml:space="preserve">Видеоадаптер и монитор, способные </w:t>
+      </w:r>
+      <w:r>
+        <w:rPr>
+          <w:color w:val="000000"/>
+          <w:sz w:val="28"/>
+          <w:szCs w:val="28"/>
+        </w:rPr>
+        <w:t>обеспечить графический режим 1024*768 точек с 32-ти битной цветопередачей;</w:t>
       </w:r>
     </w:p>
     <w:p>
@@ -1407,15 +1493,7 @@
           <w:sz w:val="28"/>
           <w:szCs w:val="28"/>
         </w:rPr>
-        <w:t xml:space="preserve">Манипулятор «мышь» или другое </w:t>
-      </w:r>
-      <w:r>
-        <w:rPr>
-          <w:color w:val="000000"/>
-          <w:sz w:val="28"/>
-          <w:szCs w:val="28"/>
-        </w:rPr>
-        <w:t>указывающее устройство;</w:t>
+        <w:t>Манипулятор «мышь» или другое указывающее устройство;</w:t>
       </w:r>
     </w:p>
     <w:p>
@@ -1498,7 +1576,15 @@
           <w:sz w:val="28"/>
           <w:szCs w:val="28"/>
         </w:rPr>
-        <w:t>Доступ к базе данных системы;</w:t>
+        <w:t>Д</w:t>
+      </w:r>
+      <w:r>
+        <w:rPr>
+          <w:color w:val="000000"/>
+          <w:sz w:val="28"/>
+          <w:szCs w:val="28"/>
+        </w:rPr>
+        <w:t>оступ к базе данных системы;</w:t>
       </w:r>
     </w:p>
     <w:p>
@@ -1568,15 +1654,7 @@
           <w:sz w:val="28"/>
           <w:szCs w:val="28"/>
         </w:rPr>
-        <w:t>, Moz</w:t>
-      </w:r>
-      <w:r>
-        <w:rPr>
-          <w:color w:val="000000"/>
-          <w:sz w:val="28"/>
-          <w:szCs w:val="28"/>
-        </w:rPr>
-        <w:t xml:space="preserve">illa Firefox, Microsoft Edge, </w:t>
+        <w:t xml:space="preserve">, Mozilla Firefox, Microsoft Edge, </w:t>
       </w:r>
       <w:proofErr w:type="spellStart"/>
       <w:r>
@@ -1715,6 +1793,7 @@
           <w:sz w:val="28"/>
           <w:szCs w:val="28"/>
         </w:rPr>
+        <w:lastRenderedPageBreak/>
         <w:t>Операционная система семейства Linux или Windows;</w:t>
       </w:r>
     </w:p>
@@ -1785,8 +1864,79 @@
           <w:sz w:val="28"/>
           <w:szCs w:val="28"/>
         </w:rPr>
-        <w:lastRenderedPageBreak/>
-        <w:t xml:space="preserve">Установленные зависимости проекта для обработки текста, вычисления </w:t>
+        <w:t xml:space="preserve">Установленные зависимости проекта, включая </w:t>
+      </w:r>
+      <w:proofErr w:type="spellStart"/>
+      <w:r>
+        <w:rPr>
+          <w:color w:val="000000"/>
+          <w:sz w:val="28"/>
+          <w:szCs w:val="28"/>
+        </w:rPr>
+        <w:t>FastAPI</w:t>
+      </w:r>
+      <w:proofErr w:type="spellEnd"/>
+      <w:r>
+        <w:rPr>
+          <w:color w:val="000000"/>
+          <w:sz w:val="28"/>
+          <w:szCs w:val="28"/>
+        </w:rPr>
+        <w:t xml:space="preserve">, </w:t>
+      </w:r>
+      <w:proofErr w:type="spellStart"/>
+      <w:r>
+        <w:rPr>
+          <w:color w:val="000000"/>
+          <w:sz w:val="28"/>
+          <w:szCs w:val="28"/>
+        </w:rPr>
+        <w:t>Uvicorn</w:t>
+      </w:r>
+      <w:proofErr w:type="spellEnd"/>
+      <w:r>
+        <w:rPr>
+          <w:color w:val="000000"/>
+          <w:sz w:val="28"/>
+          <w:szCs w:val="28"/>
+        </w:rPr>
+        <w:t xml:space="preserve">, </w:t>
+      </w:r>
+      <w:proofErr w:type="spellStart"/>
+      <w:r>
+        <w:rPr>
+          <w:color w:val="000000"/>
+          <w:sz w:val="28"/>
+          <w:szCs w:val="28"/>
+        </w:rPr>
+        <w:t>psycopg</w:t>
+      </w:r>
+      <w:proofErr w:type="spellEnd"/>
+      <w:r>
+        <w:rPr>
+          <w:color w:val="000000"/>
+          <w:sz w:val="28"/>
+          <w:szCs w:val="28"/>
+        </w:rPr>
+        <w:t xml:space="preserve">, </w:t>
+      </w:r>
+      <w:proofErr w:type="spellStart"/>
+      <w:r>
+        <w:rPr>
+          <w:color w:val="000000"/>
+          <w:sz w:val="28"/>
+          <w:szCs w:val="28"/>
+        </w:rPr>
+        <w:t>Alembic</w:t>
+      </w:r>
+      <w:proofErr w:type="spellEnd"/>
+      <w:r>
+        <w:rPr>
+          <w:color w:val="000000"/>
+          <w:sz w:val="28"/>
+          <w:szCs w:val="28"/>
+        </w:rPr>
+        <w:t xml:space="preserve">, а также библиотеки для обработки текста, вычисления </w:t>
       </w:r>
       <w:proofErr w:type="spellStart"/>
       <w:r>
@@ -1835,15 +1985,33 @@
           <w:sz w:val="28"/>
           <w:szCs w:val="28"/>
         </w:rPr>
-        <w:t xml:space="preserve">Система управления базой данных, используемая для хранения загруженных документов, результатов проверки и сведений о </w:t>
+        <w:t xml:space="preserve">Система управления базой данных </w:t>
       </w:r>
+      <w:proofErr w:type="spellStart"/>
       <w:r>
         <w:rPr>
           <w:color w:val="000000"/>
           <w:sz w:val="28"/>
           <w:szCs w:val="28"/>
         </w:rPr>
-        <w:t>найденных совпадениях;</w:t>
+        <w:t>PostgreSQL</w:t>
+      </w:r>
+      <w:proofErr w:type="spellEnd"/>
+      <w:r>
+        <w:rPr>
+          <w:color w:val="000000"/>
+          <w:sz w:val="28"/>
+          <w:szCs w:val="28"/>
+        </w:rPr>
+        <w:t xml:space="preserve">, </w:t>
+      </w:r>
+      <w:r>
+        <w:rPr>
+          <w:color w:val="000000"/>
+          <w:sz w:val="28"/>
+          <w:szCs w:val="28"/>
+        </w:rPr>
+        <w:t>используемая для хранения документов, индексов документов, результатов проверки и сведений о найденных совпадениях;</w:t>
       </w:r>
     </w:p>
     <w:p>
@@ -1874,7 +2042,7 @@
           <w:sz w:val="28"/>
           <w:szCs w:val="28"/>
         </w:rPr>
-        <w:t>Средства запуска веб-приложения на Python;</w:t>
+        <w:t>Средства запуска ASGI-веб-приложения на Python;</w:t>
       </w:r>
     </w:p>
     <w:p>
@@ -2052,7 +2220,15 @@
           <w:sz w:val="28"/>
           <w:szCs w:val="28"/>
         </w:rPr>
-        <w:t>Операционная система клиента: Windows 10 или выше, Linux (актуальные дистрибутивы).</w:t>
+        <w:t>Операционная система клиента: Windows 10 или выше, Linux (актуальные дистрибутивы)</w:t>
+      </w:r>
+      <w:r>
+        <w:rPr>
+          <w:color w:val="000000"/>
+          <w:sz w:val="28"/>
+          <w:szCs w:val="28"/>
+        </w:rPr>
+        <w:t>.</w:t>
       </w:r>
     </w:p>
     <w:p>
@@ -2092,15 +2268,7 @@
           <w:sz w:val="28"/>
           <w:szCs w:val="28"/>
         </w:rPr>
-        <w:t>Методы испытаний и их последовательность для автоматизированной системы прове</w:t>
-      </w:r>
-      <w:r>
-        <w:rPr>
-          <w:color w:val="000000"/>
-          <w:sz w:val="28"/>
-          <w:szCs w:val="28"/>
-        </w:rPr>
-        <w:t>рки статей на плагиат приведены в таблице 1.</w:t>
+        <w:t>Методы испытаний и их последовательность для автоматизированной системы проверки статей на плагиат приведены в таблице 1.</w:t>
       </w:r>
     </w:p>
     <w:p>
@@ -2258,7 +2426,10 @@
           </w:tcPr>
           <w:p>
             <w:r>
-              <w:t>Запуск веб-приложения при вводе соответствующей ссылки в поле браузера</w:t>
+              <w:t xml:space="preserve">Запуск </w:t>
+            </w:r>
+            <w:r>
+              <w:t>веб-приложения при вводе ссылки http://127.0.0.1:8000/ в поле браузера</w:t>
             </w:r>
           </w:p>
         </w:tc>
@@ -2268,7 +2439,7 @@
           </w:tcPr>
           <w:p>
             <w:r>
-              <w:t>Открытие веб-интерфейса в браузере.</w:t>
+              <w:t>Открытие веб-интерфейса в браузере по адресу http://127.0.0.1:8000/.</w:t>
             </w:r>
           </w:p>
         </w:tc>
@@ -2306,7 +2477,10 @@
           </w:tcPr>
           <w:p>
             <w:r>
-              <w:t>Успешная загрузка документа в систему, выделение текста и его подготовка к дальнейшему анализу.</w:t>
+              <w:t xml:space="preserve">Успешная загрузка документа в </w:t>
+            </w:r>
+            <w:r>
+              <w:t>систему, выделение текста и его подготовка к дальнейшему анализу.</w:t>
             </w:r>
           </w:p>
         </w:tc>
@@ -2356,10 +2530,18 @@
           </w:tcPr>
           <w:p>
             <w:r>
-              <w:t>Система выполняет ср</w:t>
+              <w:t xml:space="preserve">Система выполняет сравнение текста с материалами базы данных </w:t>
+            </w:r>
+            <w:proofErr w:type="spellStart"/>
+            <w:r>
+              <w:t>PostgreSQL</w:t>
+            </w:r>
+            <w:proofErr w:type="spellEnd"/>
+            <w:r>
+              <w:t>, определяет совпадающие фрагменты и отображает</w:t>
             </w:r>
             <w:r>
-              <w:t>авнение текста с материалами базы данных, определяет совпадающие фрагменты и отображает результат проверки.</w:t>
+              <w:t xml:space="preserve"> результат проверки.</w:t>
             </w:r>
           </w:p>
         </w:tc>
@@ -2431,6 +2613,7 @@
           </w:tcPr>
           <w:p>
             <w:r>
+              <w:lastRenderedPageBreak/>
               <w:t>5.</w:t>
             </w:r>
           </w:p>
@@ -2441,10 +2624,7 @@
           </w:tcPr>
           <w:p>
             <w:r>
-              <w:t xml:space="preserve">Просмотр </w:t>
-            </w:r>
-            <w:r>
-              <w:t>текста документа с визуальным выделением найденных заимствований</w:t>
+              <w:t>Просмотр текста документа с визуальным выделением найденных заимствований</w:t>
             </w:r>
           </w:p>
         </w:tc>
@@ -2454,7 +2634,10 @@
           </w:tcPr>
           <w:p>
             <w:r>
-              <w:t>Совпадающие фрагменты текста выделяются в наглядной форме непосредственно в документе.</w:t>
+              <w:t xml:space="preserve">Совпадающие фрагменты </w:t>
+            </w:r>
+            <w:r>
+              <w:t>текста выделяются в наглядной форме непосредственно в документе.</w:t>
             </w:r>
           </w:p>
         </w:tc>
@@ -2500,10 +2683,7 @@
           </w:tcPr>
           <w:p>
             <w:r>
-              <w:t xml:space="preserve">Отображается структурированный отчёт по </w:t>
-            </w:r>
-            <w:r>
-              <w:t>результатам проверки с информацией о найденных совпадениях.</w:t>
+              <w:t>Отображается структурированный отчёт по результатам проверки с информацией о найденных совпадениях.</w:t>
             </w:r>
           </w:p>
         </w:tc>
@@ -2525,7 +2705,6 @@
           </w:tcPr>
           <w:p>
             <w:r>
-              <w:lastRenderedPageBreak/>
               <w:t>7.</w:t>
             </w:r>
           </w:p>
@@ -2536,7 +2715,10 @@
           </w:tcPr>
           <w:p>
             <w:r>
-              <w:t>Сохранение результатов выполненной проверки</w:t>
+              <w:t xml:space="preserve">Сохранение </w:t>
+            </w:r>
+            <w:r>
+              <w:t>результатов выполненной проверки</w:t>
             </w:r>
           </w:p>
         </w:tc>
@@ -2582,10 +2764,7 @@
           </w:tcPr>
           <w:p>
             <w:r>
-              <w:t xml:space="preserve">Повторное открытие ранее </w:t>
-            </w:r>
-            <w:r>
-              <w:t>сохранённого результата проверки</w:t>
+              <w:t>Повторное открытие ранее сохранённого результата проверки</w:t>
             </w:r>
           </w:p>
         </w:tc>
@@ -2595,7 +2774,10 @@
           </w:tcPr>
           <w:p>
             <w:r>
-              <w:t>Система корректно отображает сохранённые результаты проверки и сведения о найденных совпадениях.</w:t>
+              <w:t>Система корректно отображает сохранённые результаты проверки и</w:t>
+            </w:r>
+            <w:r>
+              <w:t xml:space="preserve"> сведения о найденных совпадениях.</w:t>
             </w:r>
           </w:p>
         </w:tc>
@@ -2645,10 +2827,7 @@
           </w:tcPr>
           <w:p>
             <w:r>
-              <w:t xml:space="preserve">Система корректно обрабатывает ошибку загрузки и </w:t>
-            </w:r>
-            <w:r>
-              <w:t>выводит понятное пользователю сообщение без нарушения работоспособности.</w:t>
+              <w:t>Система корректно обрабатывает ошибку загрузки и выводит понятное пользователю сообщение без нарушения работоспособности.</w:t>
             </w:r>
           </w:p>
         </w:tc>
@@ -2741,10 +2920,10 @@
         </w:rPr>
       </w:pPr>
       <w:r>
-        <w:t xml:space="preserve">Испытание считается пройденным успешно, если в процессе </w:t>
+        <w:t xml:space="preserve">Испытание считается пройденным успешно, если в процессе демонстрации все действия прошли успешно и результат соответствовал ожидаемому с учётом </w:t>
       </w:r>
       <w:r>
-        <w:t>демонстрации все действия прошли успешно и результат соответствовал ожидаемому с учётом проделанных действий.</w:t>
+        <w:t>проделанных действий.</w:t>
       </w:r>
     </w:p>
     <w:sectPr>
@@ -2761,9 +2940,9 @@
 <file path=word/numbering.xml><?xml version="1.0" encoding="utf-8"?>
 <w:numbering xmlns:wpc="http://schemas.microsoft.com/office/word/2010/wordprocessingCanvas" xmlns:cx="http://schemas.microsoft.com/office/drawing/2014/chartex" xmlns:cx1="http://schemas.microsoft.com/office/drawing/2015/9/8/chartex" xmlns:cx2="http://schemas.microsoft.com/office/drawing/2015/10/21/chartex" xmlns:cx3="http://schemas.microsoft.com/office/drawing/2016/5/9/chartex" xmlns:cx4="http://schemas.microsoft.com/office/drawing/2016/5/10/chartex" xmlns:cx5="http://schemas.microsoft.com/office/drawing/2016/5/11/chartex" xmlns:cx6="http://schemas.microsoft.com/office/drawing/2016/5/12/chartex" xmlns:cx7="http://schemas.microsoft.com/office/drawing/2016/5/13/chartex" xmlns:cx8="http://schemas.microsoft.com/office/drawing/2016/5/14/chartex" xmlns:mc="http://schemas.openxmlformats.org/markup-compatibility/2006" xmlns:aink="http://schemas.microsoft.com/office/drawing/2016/ink" xmlns:am3d="http://schemas.microsoft.com/office/drawing/2017/model3d" xmlns:o="urn:schemas-microsoft-com:office:office" xmlns:r="http://schemas.openxmlformats.org/officeDocument/2006/relationships" xmlns:m="http://schemas.openxmlformats.org/officeDocument/2006/math" xmlns:v="urn:schemas-microsoft-com:vml" xmlns:wp14="http://schemas.microsoft.com/office/word/2010/wordprocessingDrawing" xmlns:wp="http://schemas.openxmlformats.org/drawingml/2006/wordprocessingDrawing" xmlns:w10="urn:schemas-microsoft-com:office:word" xmlns:w="http://schemas.openxmlformats.org/wordprocessingml/2006/main" xmlns:w14="http://schemas.microsoft.com/office/word/2010/wordml" xmlns:w15="http://schemas.microsoft.com/office/word/2012/wordml" xmlns:w16cex="http://schemas.microsoft.com/office/word/2018/wordml/cex" xmlns:w16cid="http://schemas.microsoft.com/office/word/2016/wordml/cid" xmlns:w16="http://schemas.microsoft.com/office/word/2018/wordml" xmlns:w16sdtdh="http://schemas.microsoft.com/office/word/2020/wordml/sdtdatahash" xmlns:w16se="http://schemas.microsoft.com/office/word/2015/wordml/symex" xmlns:wpg="http://schemas.microsoft.com/office/word/2010/wordprocessingGroup" xmlns:wpi="http://schemas.microsoft.com/office/word/2010/wordprocessingInk" xmlns:wne="http://schemas.microsoft.com/office/word/2006/wordml" xmlns:wps="http://schemas.microsoft.com/office/word/2010/wordprocessingShape" mc:Ignorable="w14 w15 w16se w16cid w16 w16cex w16sdtdh wp14">
   <w:abstractNum w:abstractNumId="0" w15:restartNumberingAfterBreak="0">
-    <w:nsid w:val="00A55C7E"/>
+    <w:nsid w:val="07DA677F"/>
     <w:multiLevelType w:val="multilevel"/>
-    <w:tmpl w:val="3DFAFD6C"/>
+    <w:tmpl w:val="6492A254"/>
     <w:lvl w:ilvl="0">
       <w:start w:val="1"/>
       <w:numFmt w:val="decimal"/>
@@ -2852,9 +3031,9 @@
     </w:lvl>
   </w:abstractNum>
   <w:abstractNum w:abstractNumId="1" w15:restartNumberingAfterBreak="0">
-    <w:nsid w:val="4D417D77"/>
+    <w:nsid w:val="7C7D0BDB"/>
     <w:multiLevelType w:val="multilevel"/>
-    <w:tmpl w:val="0DB659CE"/>
+    <w:tmpl w:val="0B9A7430"/>
     <w:lvl w:ilvl="0">
       <w:start w:val="1"/>
       <w:numFmt w:val="decimal"/>
@@ -15276,6 +15455,10 @@
 </go:gDocsCustomXmlDataStorage>
 </file>
 
+<file path=customXml/item2.xml><?xml version="1.0" encoding="utf-8"?>
+<b:Sources xmlns:b="http://schemas.openxmlformats.org/officeDocument/2006/bibliography" xmlns="http://schemas.openxmlformats.org/officeDocument/2006/bibliography" SelectedStyle="\APASixthEditionOfficeOnline.xsl" StyleName="APA" Version="6"/>
+</file>
+
 <file path=customXml/itemProps1.xml><?xml version="1.0" encoding="utf-8"?>
 <ds:datastoreItem xmlns:ds="http://schemas.openxmlformats.org/officeDocument/2006/customXml" ds:itemID="{11111111-1234-1234-1234-123412341234}">
   <ds:schemaRefs>
@@ -15283,4 +15466,12 @@
     <ds:schemaRef ds:uri="http://schemas.openxmlformats.org/officeDocument/2006/relationships"/>
   </ds:schemaRefs>
 </ds:datastoreItem>
+</file>
+
+<file path=customXml/itemProps2.xml><?xml version="1.0" encoding="utf-8"?>
+<ds:datastoreItem xmlns:ds="http://schemas.openxmlformats.org/officeDocument/2006/customXml" ds:itemID="{D811EDE6-397C-47B6-AA39-CE9B17568F9D}">
+  <ds:schemaRefs>
+    <ds:schemaRef ds:uri="http://schemas.openxmlformats.org/officeDocument/2006/bibliography"/>
+  </ds:schemaRefs>
+</ds:datastoreItem>
 </file>
--- a/ИУ5Ц-101Б_Васильев_В_М_ПМИ.docx
+++ b/ИУ5Ц-101Б_Васильев_В_М_ПМИ.docx
@@ -641,14 +641,46 @@
           <w:sz w:val="28"/>
           <w:szCs w:val="28"/>
         </w:rPr>
-        <w:t xml:space="preserve">Объектом испытаний является веб-приложение для проверки статей на плагиат с визуальным </w:t>
+        <w:t xml:space="preserve">Объектом испытаний является локальный веб-сервис на </w:t>
+      </w:r>
+      <w:proofErr w:type="spellStart"/>
+      <w:r>
+        <w:rPr>
+          <w:sz w:val="28"/>
+          <w:szCs w:val="28"/>
+        </w:rPr>
+        <w:t>FastAPI</w:t>
+      </w:r>
+      <w:proofErr w:type="spellEnd"/>
+      <w:r>
+        <w:rPr>
+          <w:sz w:val="28"/>
+          <w:szCs w:val="28"/>
+        </w:rPr>
+        <w:t xml:space="preserve"> со </w:t>
+      </w:r>
+      <w:proofErr w:type="spellStart"/>
+      <w:r>
+        <w:rPr>
+          <w:sz w:val="28"/>
+          <w:szCs w:val="28"/>
+        </w:rPr>
+        <w:t>Swagger</w:t>
+      </w:r>
+      <w:proofErr w:type="spellEnd"/>
+      <w:r>
+        <w:rPr>
+          <w:sz w:val="28"/>
+          <w:szCs w:val="28"/>
+        </w:rPr>
+        <w:t xml:space="preserve"> UI для проверки статей на плагиат с визуальным выделением заимствований в тексте</w:t>
       </w:r>
       <w:r>
         <w:rPr>
           <w:sz w:val="28"/>
           <w:szCs w:val="28"/>
         </w:rPr>
-        <w:t>выделением заимствований в тексте.</w:t>
+        <w:t>.</w:t>
       </w:r>
     </w:p>
     <w:p>
@@ -725,14 +757,7 @@
           <w:sz w:val="28"/>
           <w:szCs w:val="28"/>
         </w:rPr>
-        <w:t>Испытания проводятся с целью проверки соответствия результатов работы приложения тр</w:t>
-      </w:r>
-      <w:r>
-        <w:rPr>
-          <w:sz w:val="28"/>
-          <w:szCs w:val="28"/>
-        </w:rPr>
-        <w:t>ебованиям к функциональным характеристикам, описанным в п. 3.1 Технического задания.</w:t>
+        <w:t>Испытания проводятся с целью проверки соответствия результатов работы приложения требованиям к функциональным характеристикам, описанным в п. 3.1 Технического задания.</w:t>
       </w:r>
     </w:p>
     <w:p>
@@ -849,10 +874,7 @@
       <w:bookmarkStart w:id="4" w:name="_heading=h.8rdguo9skxpn" w:colFirst="0" w:colLast="0"/>
       <w:bookmarkEnd w:id="4"/>
       <w:r>
-        <w:t>Технические тре</w:t>
-      </w:r>
-      <w:r>
-        <w:t>бования</w:t>
+        <w:t>Технические требования</w:t>
       </w:r>
     </w:p>
     <w:p>
@@ -897,14 +919,7 @@
           <w:sz w:val="28"/>
           <w:szCs w:val="28"/>
         </w:rPr>
-        <w:t>Yan</w:t>
-      </w:r>
-      <w:r>
-        <w:rPr>
-          <w:sz w:val="28"/>
-          <w:szCs w:val="28"/>
-        </w:rPr>
-        <w:t>dex</w:t>
+        <w:t>Yandex</w:t>
       </w:r>
       <w:proofErr w:type="spellEnd"/>
       <w:r>
@@ -1076,15 +1091,7 @@
           <w:szCs w:val="28"/>
         </w:rPr>
         <w:lastRenderedPageBreak/>
-        <w:t xml:space="preserve">Проверка </w:t>
-      </w:r>
-      <w:r>
-        <w:rPr>
-          <w:color w:val="000000"/>
-          <w:sz w:val="28"/>
-          <w:szCs w:val="28"/>
-        </w:rPr>
-        <w:t xml:space="preserve">наличия установленного интерпретатора Python, зависимостей проекта и доступа к базе данных </w:t>
+        <w:t xml:space="preserve">Проверка наличия установленного интерпретатора Python, зависимостей проекта и доступа к базе данных </w:t>
       </w:r>
       <w:proofErr w:type="spellStart"/>
       <w:r>
@@ -1133,15 +1140,7 @@
           <w:sz w:val="28"/>
           <w:szCs w:val="28"/>
         </w:rPr>
-        <w:t>Подготовка базы данных. Проверка наличия доступа к базе</w:t>
-      </w:r>
-      <w:r>
-        <w:rPr>
-          <w:color w:val="000000"/>
-          <w:sz w:val="28"/>
-          <w:szCs w:val="28"/>
-        </w:rPr>
-        <w:t xml:space="preserve"> данных </w:t>
+        <w:t xml:space="preserve">Подготовка базы данных. Проверка наличия доступа к базе данных </w:t>
       </w:r>
       <w:proofErr w:type="spellStart"/>
       <w:r>
@@ -1280,15 +1279,24 @@
           <w:sz w:val="28"/>
           <w:szCs w:val="28"/>
         </w:rPr>
-        <w:t>Открытие веб-интерфейса приложения в браузере по л</w:t>
+        <w:t>Открытие веб-интерфейса приложения в браузере по локальному адресу http://127.0.0.1:8000/</w:t>
       </w:r>
       <w:r>
         <w:rPr>
           <w:color w:val="000000"/>
           <w:sz w:val="28"/>
           <w:szCs w:val="28"/>
-        </w:rPr>
-        <w:t>окальному адресу http://127.0.0.1:8000/.</w:t>
+          <w:lang w:val="en-US"/>
+        </w:rPr>
+        <w:t>docs</w:t>
+      </w:r>
+      <w:r>
+        <w:rPr>
+          <w:color w:val="000000"/>
+          <w:sz w:val="28"/>
+          <w:szCs w:val="28"/>
+        </w:rPr>
+        <w:t>.</w:t>
       </w:r>
     </w:p>
     <w:p>
@@ -1423,15 +1431,7 @@
           <w:sz w:val="28"/>
           <w:szCs w:val="28"/>
         </w:rPr>
-        <w:t xml:space="preserve">Видеоадаптер и монитор, способные </w:t>
-      </w:r>
-      <w:r>
-        <w:rPr>
-          <w:color w:val="000000"/>
-          <w:sz w:val="28"/>
-          <w:szCs w:val="28"/>
-        </w:rPr>
-        <w:t>обеспечить графический режим 1024*768 точек с 32-ти битной цветопередачей;</w:t>
+        <w:t>Видеоадаптер и монитор, способные обеспечить графический режим 1024*768 точек с 32-ти битной цветопередачей;</w:t>
       </w:r>
     </w:p>
     <w:p>
@@ -1576,15 +1576,7 @@
           <w:sz w:val="28"/>
           <w:szCs w:val="28"/>
         </w:rPr>
-        <w:t>Д</w:t>
-      </w:r>
-      <w:r>
-        <w:rPr>
-          <w:color w:val="000000"/>
-          <w:sz w:val="28"/>
-          <w:szCs w:val="28"/>
-        </w:rPr>
-        <w:t>оступ к базе данных системы;</w:t>
+        <w:t>Доступ к базе данных системы;</w:t>
       </w:r>
     </w:p>
     <w:p>
@@ -1825,15 +1817,7 @@
           <w:sz w:val="28"/>
           <w:szCs w:val="28"/>
         </w:rPr>
-        <w:t>Язык программирования Pytho</w:t>
-      </w:r>
-      <w:r>
-        <w:rPr>
-          <w:color w:val="000000"/>
-          <w:sz w:val="28"/>
-          <w:szCs w:val="28"/>
-        </w:rPr>
-        <w:t>n версии 3.10 или выше;</w:t>
+        <w:t>Язык программирования Python версии 3.10 или выше;</w:t>
       </w:r>
     </w:p>
     <w:p>
@@ -2003,15 +1987,7 @@
           <w:sz w:val="28"/>
           <w:szCs w:val="28"/>
         </w:rPr>
-        <w:t xml:space="preserve">, </w:t>
-      </w:r>
-      <w:r>
-        <w:rPr>
-          <w:color w:val="000000"/>
-          <w:sz w:val="28"/>
-          <w:szCs w:val="28"/>
-        </w:rPr>
-        <w:t>используемая для хранения документов, индексов документов, результатов проверки и сведений о найденных совпадениях;</w:t>
+        <w:t>, используемая для хранения документов, индексов документов, результатов проверки и сведений о найденных совпадениях;</w:t>
       </w:r>
     </w:p>
     <w:p>
@@ -2220,15 +2196,7 @@
           <w:sz w:val="28"/>
           <w:szCs w:val="28"/>
         </w:rPr>
-        <w:t>Операционная система клиента: Windows 10 или выше, Linux (актуальные дистрибутивы)</w:t>
-      </w:r>
-      <w:r>
-        <w:rPr>
-          <w:color w:val="000000"/>
-          <w:sz w:val="28"/>
-          <w:szCs w:val="28"/>
-        </w:rPr>
-        <w:t>.</w:t>
+        <w:t>Операционная система клиента: Windows 10 или выше, Linux (актуальные дистрибутивы).</w:t>
       </w:r>
     </w:p>
     <w:p>
@@ -2428,8 +2396,13 @@
             <w:r>
               <w:t xml:space="preserve">Запуск </w:t>
             </w:r>
+            <w:proofErr w:type="spellStart"/>
             <w:r>
-              <w:t>веб-приложения при вводе ссылки http://127.0.0.1:8000/ в поле браузера</w:t>
+              <w:t>Swagger</w:t>
+            </w:r>
+            <w:proofErr w:type="spellEnd"/>
+            <w:r>
+              <w:t xml:space="preserve"> UI при вводе ссылки http://127.0.0.1:8000/docs в поле браузера</w:t>
             </w:r>
           </w:p>
         </w:tc>
@@ -2439,7 +2412,15 @@
           </w:tcPr>
           <w:p>
             <w:r>
-              <w:t>Открытие веб-интерфейса в браузере по адресу http://127.0.0.1:8000/.</w:t>
+              <w:t xml:space="preserve">Открытие интерфейса </w:t>
+            </w:r>
+            <w:proofErr w:type="spellStart"/>
+            <w:r>
+              <w:t>Swagger</w:t>
+            </w:r>
+            <w:proofErr w:type="spellEnd"/>
+            <w:r>
+              <w:t xml:space="preserve"> UI в браузере по адресу http://127.0.0.1:8000/docs.</w:t>
             </w:r>
           </w:p>
         </w:tc>
@@ -2467,8 +2448,29 @@
           </w:tcPr>
           <w:p>
             <w:r>
-              <w:t>Загрузка текстового документа для проверки на наличие заимствований</w:t>
+              <w:t>Загрузка PDF-документа с текстовым слоем через метод POST /</w:t>
             </w:r>
+            <w:proofErr w:type="spellStart"/>
+            <w:r>
+              <w:t>documents</w:t>
+            </w:r>
+            <w:proofErr w:type="spellEnd"/>
+            <w:r>
+              <w:t>/</w:t>
+            </w:r>
+            <w:proofErr w:type="spellStart"/>
+            <w:r>
+              <w:t>upload</w:t>
+            </w:r>
+            <w:proofErr w:type="spellEnd"/>
+            <w:r>
+              <w:t xml:space="preserve"> или создание документа из текста через метод POST /</w:t>
+            </w:r>
+            <w:proofErr w:type="spellStart"/>
+            <w:r>
+              <w:t>documents</w:t>
+            </w:r>
+            <w:proofErr w:type="spellEnd"/>
           </w:p>
         </w:tc>
         <w:tc>
@@ -2477,10 +2479,7 @@
           </w:tcPr>
           <w:p>
             <w:r>
-              <w:t xml:space="preserve">Успешная загрузка документа в </w:t>
-            </w:r>
-            <w:r>
-              <w:t>систему, выделение текста и его подготовка к дальнейшему анализу.</w:t>
+              <w:t>Успешная загрузка PDF-документа или создание документа из текста, извлечение текста и его подготовка к дальнейшему анализу</w:t>
             </w:r>
           </w:p>
         </w:tc>
@@ -2538,10 +2537,7 @@
             </w:r>
             <w:proofErr w:type="spellEnd"/>
             <w:r>
-              <w:t>, определяет совпадающие фрагменты и отображает</w:t>
-            </w:r>
-            <w:r>
-              <w:t xml:space="preserve"> результат проверки.</w:t>
+              <w:t>, определяет совпадающие фрагменты и отображает результат проверки.</w:t>
             </w:r>
           </w:p>
         </w:tc>
@@ -2634,10 +2630,7 @@
           </w:tcPr>
           <w:p>
             <w:r>
-              <w:t xml:space="preserve">Совпадающие фрагменты </w:t>
-            </w:r>
-            <w:r>
-              <w:t>текста выделяются в наглядной форме непосредственно в документе.</w:t>
+              <w:t>Совпадающие фрагменты текста выделяются в наглядной форме непосредственно в документе.</w:t>
             </w:r>
           </w:p>
         </w:tc>
@@ -2715,10 +2708,7 @@
           </w:tcPr>
           <w:p>
             <w:r>
-              <w:t xml:space="preserve">Сохранение </w:t>
-            </w:r>
-            <w:r>
-              <w:t>результатов выполненной проверки</w:t>
+              <w:t>Сохранение результатов выполненной проверки</w:t>
             </w:r>
           </w:p>
         </w:tc>
@@ -2764,7 +2754,31 @@
           </w:tcPr>
           <w:p>
             <w:r>
-              <w:t>Повторное открытие ранее сохранённого результата проверки</w:t>
+              <w:t>Получение ранее сохранённого результата проверки через метод GET /</w:t>
+            </w:r>
+            <w:proofErr w:type="spellStart"/>
+            <w:r>
+              <w:t>checks</w:t>
+            </w:r>
+            <w:proofErr w:type="spellEnd"/>
+            <w:r>
+              <w:t>/{</w:t>
+            </w:r>
+            <w:proofErr w:type="spellStart"/>
+            <w:r>
+              <w:t>check_id</w:t>
+            </w:r>
+            <w:proofErr w:type="spellEnd"/>
+            <w:r>
+              <w:t xml:space="preserve">} в </w:t>
+            </w:r>
+            <w:proofErr w:type="spellStart"/>
+            <w:r>
+              <w:t>Swagger</w:t>
+            </w:r>
+            <w:proofErr w:type="spellEnd"/>
+            <w:r>
+              <w:t xml:space="preserve"> UI</w:t>
             </w:r>
           </w:p>
         </w:tc>
@@ -2774,10 +2788,7 @@
           </w:tcPr>
           <w:p>
             <w:r>
-              <w:t>Система корректно отображает сохранённые результаты проверки и</w:t>
-            </w:r>
-            <w:r>
-              <w:t xml:space="preserve"> сведения о найденных совпадениях.</w:t>
+              <w:t>Система возвращает сохранённый результат проверки и сведения о найденных совпадениях.</w:t>
             </w:r>
           </w:p>
         </w:tc>
@@ -2817,7 +2828,7 @@
           </w:tcPr>
           <w:p>
             <w:r>
-              <w:t>Загрузка некорректного или неподдерживаемого документа</w:t>
+              <w:t>Загрузка файла неподдерживаемого формата или PDF-документа без текстового слоя</w:t>
             </w:r>
           </w:p>
         </w:tc>
@@ -2827,7 +2838,39 @@
           </w:tcPr>
           <w:p>
             <w:r>
-              <w:t>Система корректно обрабатывает ошибку загрузки и выводит понятное пользователю сообщение без нарушения работоспособности.</w:t>
+              <w:t xml:space="preserve">Система возвращает понятное сообщение об ошибке: для неподдерживаемого расширения - 400 </w:t>
+            </w:r>
+            <w:proofErr w:type="spellStart"/>
+            <w:r>
+              <w:t>Bad</w:t>
+            </w:r>
+            <w:proofErr w:type="spellEnd"/>
+            <w:r>
+              <w:t xml:space="preserve"> </w:t>
+            </w:r>
+            <w:proofErr w:type="spellStart"/>
+            <w:r>
+              <w:t>Request</w:t>
+            </w:r>
+            <w:proofErr w:type="spellEnd"/>
+            <w:r>
+              <w:t xml:space="preserve">, для PDF без текстового слоя - 501 </w:t>
+            </w:r>
+            <w:proofErr w:type="spellStart"/>
+            <w:r>
+              <w:t>Not</w:t>
+            </w:r>
+            <w:proofErr w:type="spellEnd"/>
+            <w:r>
+              <w:t xml:space="preserve"> </w:t>
+            </w:r>
+            <w:proofErr w:type="spellStart"/>
+            <w:r>
+              <w:t>Implemented</w:t>
+            </w:r>
+            <w:proofErr w:type="spellEnd"/>
+            <w:r>
+              <w:t>.</w:t>
             </w:r>
           </w:p>
         </w:tc>
@@ -2920,10 +2963,7 @@
         </w:rPr>
       </w:pPr>
       <w:r>
-        <w:t xml:space="preserve">Испытание считается пройденным успешно, если в процессе демонстрации все действия прошли успешно и результат соответствовал ожидаемому с учётом </w:t>
-      </w:r>
-      <w:r>
-        <w:t>проделанных действий.</w:t>
+        <w:t>Испытание считается пройденным успешно, если в процессе демонстрации все действия прошли успешно и результат соответствовал ожидаемому с учётом проделанных действий.</w:t>
       </w:r>
     </w:p>
     <w:sectPr>
@@ -15168,9 +15208,7 @@
       <w:tblStyleRowBandSize w:val="1"/>
       <w:tblStyleColBandSize w:val="1"/>
       <w:tblCellMar>
-        <w:top w:w="0" w:type="dxa"/>
         <w:left w:w="70" w:type="dxa"/>
-        <w:bottom w:w="0" w:type="dxa"/>
         <w:right w:w="70" w:type="dxa"/>
       </w:tblCellMar>
     </w:tblPr>
@@ -15181,9 +15219,7 @@
       <w:tblStyleRowBandSize w:val="1"/>
       <w:tblStyleColBandSize w:val="1"/>
       <w:tblCellMar>
-        <w:top w:w="0" w:type="dxa"/>
         <w:left w:w="70" w:type="dxa"/>
-        <w:bottom w:w="0" w:type="dxa"/>
         <w:right w:w="70" w:type="dxa"/>
       </w:tblCellMar>
     </w:tblPr>
@@ -15194,9 +15230,7 @@
       <w:tblStyleRowBandSize w:val="1"/>
       <w:tblStyleColBandSize w:val="1"/>
       <w:tblCellMar>
-        <w:top w:w="0" w:type="dxa"/>
         <w:left w:w="115" w:type="dxa"/>
-        <w:bottom w:w="0" w:type="dxa"/>
         <w:right w:w="115" w:type="dxa"/>
       </w:tblCellMar>
     </w:tblPr>
@@ -15450,28 +15484,28 @@
 </file>
 
 <file path=customXml/item1.xml><?xml version="1.0" encoding="utf-8"?>
+<b:Sources xmlns:b="http://schemas.openxmlformats.org/officeDocument/2006/bibliography" xmlns="http://schemas.openxmlformats.org/officeDocument/2006/bibliography" SelectedStyle="\APASixthEditionOfficeOnline.xsl" StyleName="APA" Version="6"/>
+</file>
+
+<file path=customXml/item2.xml><?xml version="1.0" encoding="utf-8"?>
 <go:gDocsCustomXmlDataStorage xmlns:go="http://customooxmlschemas.google.com/" xmlns:r="http://schemas.openxmlformats.org/officeDocument/2006/relationships" uri="GoogleDocsCustomDataVersion2">
   <go:docsCustomData xmlns:go="http://customooxmlschemas.google.com/" roundtripDataSignature="AMtx7mj+vbB7p6d+3xAalca+IJPd8sSIdw==">CgMxLjAyDmguMmp0dTVya2IzaXNhMg5oLjNwcTJyYnU5bjBvNjIOaC5oeXJwcTk5eGd1N3YyDmgudnF1bGw0ZjFnMmd5Mg5oLjhyZGd1bzlza3hwbjIOaC5kcGd1YXlramJrbG0yDmguMmtvNzAyajFnd2x5Mg5oLnB1djNiZTkyemE2cDIOaC5xMGkxYmxzaG15eGw4AHIhMTRJc2FXWU00TWczeXhYVVc5NFpPT1hOOURjeE9Ta3g5</go:docsCustomData>
 </go:gDocsCustomXmlDataStorage>
 </file>
 
-<file path=customXml/item2.xml><?xml version="1.0" encoding="utf-8"?>
-<b:Sources xmlns:b="http://schemas.openxmlformats.org/officeDocument/2006/bibliography" xmlns="http://schemas.openxmlformats.org/officeDocument/2006/bibliography" SelectedStyle="\APASixthEditionOfficeOnline.xsl" StyleName="APA" Version="6"/>
+<file path=customXml/itemProps1.xml><?xml version="1.0" encoding="utf-8"?>
+<ds:datastoreItem xmlns:ds="http://schemas.openxmlformats.org/officeDocument/2006/customXml" ds:itemID="{D811EDE6-397C-47B6-AA39-CE9B17568F9D}">
+  <ds:schemaRefs>
+    <ds:schemaRef ds:uri="http://schemas.openxmlformats.org/officeDocument/2006/bibliography"/>
+  </ds:schemaRefs>
+</ds:datastoreItem>
 </file>
 
-<file path=customXml/itemProps1.xml><?xml version="1.0" encoding="utf-8"?>
+<file path=customXml/itemProps2.xml><?xml version="1.0" encoding="utf-8"?>
 <ds:datastoreItem xmlns:ds="http://schemas.openxmlformats.org/officeDocument/2006/customXml" ds:itemID="{11111111-1234-1234-1234-123412341234}">
   <ds:schemaRefs>
     <ds:schemaRef ds:uri="http://customooxmlschemas.google.com/"/>
     <ds:schemaRef ds:uri="http://schemas.openxmlformats.org/officeDocument/2006/relationships"/>
   </ds:schemaRefs>
 </ds:datastoreItem>
-</file>
-
-<file path=customXml/itemProps2.xml><?xml version="1.0" encoding="utf-8"?>
-<ds:datastoreItem xmlns:ds="http://schemas.openxmlformats.org/officeDocument/2006/customXml" ds:itemID="{D811EDE6-397C-47B6-AA39-CE9B17568F9D}">
-  <ds:schemaRefs>
-    <ds:schemaRef ds:uri="http://schemas.openxmlformats.org/officeDocument/2006/bibliography"/>
-  </ds:schemaRefs>
-</ds:datastoreItem>
 </file>
--- a/ИУ5Ц-101Б_Васильев_В_М_ПМИ.docx
+++ b/ИУ5Ц-101Б_Васильев_В_М_ПМИ.docx
@@ -1205,23 +1205,13 @@
         <w:t xml:space="preserve"> </w:t>
       </w:r>
       <w:proofErr w:type="spellStart"/>
-      <w:proofErr w:type="gramStart"/>
       <w:r>
         <w:rPr>
           <w:color w:val="000000"/>
           <w:sz w:val="28"/>
           <w:szCs w:val="28"/>
         </w:rPr>
-        <w:t>app.main</w:t>
-      </w:r>
-      <w:proofErr w:type="gramEnd"/>
-      <w:r>
-        <w:rPr>
-          <w:color w:val="000000"/>
-          <w:sz w:val="28"/>
-          <w:szCs w:val="28"/>
-        </w:rPr>
-        <w:t>:app</w:t>
+        <w:t>app.main:app</w:t>
       </w:r>
       <w:proofErr w:type="spellEnd"/>
       <w:r>
@@ -1279,16 +1269,25 @@
           <w:sz w:val="28"/>
           <w:szCs w:val="28"/>
         </w:rPr>
-        <w:t>Открытие веб-интерфейса приложения в браузере по локальному адресу http://127.0.0.1:8000/</w:t>
+        <w:t xml:space="preserve">Открытие </w:t>
       </w:r>
+      <w:proofErr w:type="spellStart"/>
       <w:r>
         <w:rPr>
           <w:color w:val="000000"/>
           <w:sz w:val="28"/>
           <w:szCs w:val="28"/>
-          <w:lang w:val="en-US"/>
-        </w:rPr>
-        <w:t>docs</w:t>
+        </w:rPr>
+        <w:t>Swagger</w:t>
+      </w:r>
+      <w:proofErr w:type="spellEnd"/>
+      <w:r>
+        <w:rPr>
+          <w:color w:val="000000"/>
+          <w:sz w:val="28"/>
+          <w:szCs w:val="28"/>
+        </w:rPr>
+        <w:t xml:space="preserve"> UI в браузере по локальному адресу http://127.0.0.1:8000/docs</w:t>
       </w:r>
       <w:r>
         <w:rPr>
@@ -2049,7 +2048,33 @@
           <w:sz w:val="28"/>
           <w:szCs w:val="28"/>
         </w:rPr>
-        <w:t>Доступ к локальной сети или сети Интернет для открытия веб-интерфейса приложения;</w:t>
+        <w:t xml:space="preserve">Доступ к локальной сети или сети Интернет для открытия </w:t>
+      </w:r>
+      <w:proofErr w:type="spellStart"/>
+      <w:r>
+        <w:rPr>
+          <w:color w:val="000000"/>
+          <w:sz w:val="28"/>
+          <w:szCs w:val="28"/>
+        </w:rPr>
+        <w:t>Swagger</w:t>
+      </w:r>
+      <w:proofErr w:type="spellEnd"/>
+      <w:r>
+        <w:rPr>
+          <w:color w:val="000000"/>
+          <w:sz w:val="28"/>
+          <w:szCs w:val="28"/>
+        </w:rPr>
+        <w:t xml:space="preserve"> UI приложения</w:t>
+      </w:r>
+      <w:r>
+        <w:rPr>
+          <w:color w:val="000000"/>
+          <w:sz w:val="28"/>
+          <w:szCs w:val="28"/>
+        </w:rPr>
+        <w:t>;</w:t>
       </w:r>
     </w:p>
     <w:p>
@@ -15484,28 +15509,28 @@
 </file>
 
 <file path=customXml/item1.xml><?xml version="1.0" encoding="utf-8"?>
-<b:Sources xmlns:b="http://schemas.openxmlformats.org/officeDocument/2006/bibliography" xmlns="http://schemas.openxmlformats.org/officeDocument/2006/bibliography" SelectedStyle="\APASixthEditionOfficeOnline.xsl" StyleName="APA" Version="6"/>
-</file>
-
-<file path=customXml/item2.xml><?xml version="1.0" encoding="utf-8"?>
 <go:gDocsCustomXmlDataStorage xmlns:go="http://customooxmlschemas.google.com/" xmlns:r="http://schemas.openxmlformats.org/officeDocument/2006/relationships" uri="GoogleDocsCustomDataVersion2">
   <go:docsCustomData xmlns:go="http://customooxmlschemas.google.com/" roundtripDataSignature="AMtx7mj+vbB7p6d+3xAalca+IJPd8sSIdw==">CgMxLjAyDmguMmp0dTVya2IzaXNhMg5oLjNwcTJyYnU5bjBvNjIOaC5oeXJwcTk5eGd1N3YyDmgudnF1bGw0ZjFnMmd5Mg5oLjhyZGd1bzlza3hwbjIOaC5kcGd1YXlramJrbG0yDmguMmtvNzAyajFnd2x5Mg5oLnB1djNiZTkyemE2cDIOaC5xMGkxYmxzaG15eGw4AHIhMTRJc2FXWU00TWczeXhYVVc5NFpPT1hOOURjeE9Ta3g5</go:docsCustomData>
 </go:gDocsCustomXmlDataStorage>
 </file>
 
-<file path=customXml/itemProps1.xml><?xml version="1.0" encoding="utf-8"?>
-<ds:datastoreItem xmlns:ds="http://schemas.openxmlformats.org/officeDocument/2006/customXml" ds:itemID="{D811EDE6-397C-47B6-AA39-CE9B17568F9D}">
-  <ds:schemaRefs>
-    <ds:schemaRef ds:uri="http://schemas.openxmlformats.org/officeDocument/2006/bibliography"/>
-  </ds:schemaRefs>
-</ds:datastoreItem>
+<file path=customXml/item2.xml><?xml version="1.0" encoding="utf-8"?>
+<b:Sources xmlns:b="http://schemas.openxmlformats.org/officeDocument/2006/bibliography" xmlns="http://schemas.openxmlformats.org/officeDocument/2006/bibliography" SelectedStyle="\APASixthEditionOfficeOnline.xsl" StyleName="APA" Version="6"/>
 </file>
 
-<file path=customXml/itemProps2.xml><?xml version="1.0" encoding="utf-8"?>
+<file path=customXml/itemProps1.xml><?xml version="1.0" encoding="utf-8"?>
 <ds:datastoreItem xmlns:ds="http://schemas.openxmlformats.org/officeDocument/2006/customXml" ds:itemID="{11111111-1234-1234-1234-123412341234}">
   <ds:schemaRefs>
     <ds:schemaRef ds:uri="http://customooxmlschemas.google.com/"/>
     <ds:schemaRef ds:uri="http://schemas.openxmlformats.org/officeDocument/2006/relationships"/>
   </ds:schemaRefs>
 </ds:datastoreItem>
+</file>
+
+<file path=customXml/itemProps2.xml><?xml version="1.0" encoding="utf-8"?>
+<ds:datastoreItem xmlns:ds="http://schemas.openxmlformats.org/officeDocument/2006/customXml" ds:itemID="{D811EDE6-397C-47B6-AA39-CE9B17568F9D}">
+  <ds:schemaRefs>
+    <ds:schemaRef ds:uri="http://schemas.openxmlformats.org/officeDocument/2006/bibliography"/>
+  </ds:schemaRefs>
+</ds:datastoreItem>
 </file>